--- a/resources/vocabulary-printables/Frayer Models - Design 1 HTML.docx
+++ b/resources/vocabulary-printables/Frayer Models - Design 1 HTML.docx
@@ -4177,7 +4177,7 @@
                       <w:sz w:val="14"/>
                       <w:szCs w:val="14"/>
                     </w:rPr>
-                    <w:t xml:space="preserve">A title tag (h1 through h6) that labels a page or section, with h1 the most important and h6 the least.</w:t>
+                    <w:t xml:space="preserve">A heading tag (h1 through h6) that labels a page or section, with h1 the most important and h6 the least. Not the same as the &lt;title&gt; tag, which only sets the browser tab text.</w:t>
                   </w:r>
                 </w:p>
               </w:tc>
